--- a/document/doc_pdf/หนังสือรับสภาพหนี้ค่าส่วนกลางหมู่บ้าน.docx
+++ b/document/doc_pdf/หนังสือรับสภาพหนี้ค่าส่วนกลางหมู่บ้าน.docx
@@ -577,15 +577,7 @@
           <w:sz w:val="28"/>
           <w:szCs w:val="28"/>
         </w:rPr>
-        <w:t>(………………………………………………………………………………………………..)</w:t>
-      </w:r>
-      <w:r>
-        <w:rPr>
-          <w:rFonts w:ascii="TH Sarabun New" w:hAnsi="TH Sarabun New" w:cs="TH Sarabun New"/>
-          <w:sz w:val="28"/>
-          <w:szCs w:val="28"/>
-        </w:rPr>
-        <w:t xml:space="preserve"> </w:t>
+        <w:t xml:space="preserve">(………………………………………………………………………………………………..) </w:t>
       </w:r>
       <w:r>
         <w:rPr>
@@ -741,7 +733,7 @@
           <w:szCs w:val="28"/>
           <w:cs/>
         </w:rPr>
-        <w:t>ในกรณีที่มีข้อพิพาทใดๆ อันเนื่องมาจากหนังสือฉบับนี้ คู่กรณีตกลงให้ใช้กฎระเบียบของหมู่บ้านหมู่บ้านพฤกษา 33 และ กฎหมายไทยเป็นกฎหมายที่ใช้บังคับและให้ศาลแขวงนนทบุรี] เป็นศาลที่มีเขตอำนาจในการพิจารณา</w:t>
+        <w:t>ในกรณีที่มีข้อพิพาทใดๆ อันเนื่องมาจากหนังสือฉบับนี้ คู่กรณีตกลงให้ใช้กฎระเบียบของหมู่บ้านหมู่บ้านพฤกษา 33 และ กฎหมายไทยเป็นกฎหมายที่ใช้บังคับและให้ศาลแขวงนนทบุรี เป็นศาลที่มีเขตอำนาจในการพิจารณา</w:t>
       </w:r>
       <w:r>
         <w:rPr>
